--- a/Quanta, Actually - SERIES/QED Course/chapters/Lesson 54 Electron-Muon Scattering.docx
+++ b/Quanta, Actually - SERIES/QED Course/chapters/Lesson 54 Electron-Muon Scattering.docx
@@ -17,7 +17,7 @@
         <w:jc w:val="center"/>
       </w:pPr>
       <w:r>
-        <w:t>Lesson 54 of the Complete Quantum Electrodynamics Course</w:t>
+        <w:t>Lesson 54 of Quantum, Actually, Volume 2: A QED Course</w:t>
       </w:r>
     </w:p>
     <w:p>
@@ -106,7 +106,25 @@
         <w:pStyle w:val="ListBullet"/>
       </w:pPr>
       <w:r>
-        <w:t>Derive the amplitude iℳ=(ie²/t)[ū(p₃)γ^μu(p₁)][ū(p₄)γ_μu(p₂)].</w:t>
+        <w:t>Derive the amplitude iℳ=(ie²/t)[ū(p₃)γ</w:t>
+      </w:r>
+      <w:r>
+        <w:rPr>
+          <w:vertAlign w:val="superscript"/>
+        </w:rPr>
+        <w:t>μ</w:t>
+      </w:r>
+      <w:r>
+        <w:t>u(p₁)][ū(p₄)γ</w:t>
+      </w:r>
+      <w:r>
+        <w:rPr>
+          <w:vertAlign w:val="subscript"/>
+        </w:rPr>
+        <w:t>μ</w:t>
+      </w:r>
+      <w:r>
+        <w:t>u(p₂)].</w:t>
       </w:r>
     </w:p>
     <w:p>
@@ -239,7 +257,13 @@
           </w:tcPr>
           <w:p>
             <w:r>
-              <w:t>Incoming, outgoing electron momenta, mass m_e</w:t>
+              <w:t>Incoming, outgoing electron momenta, mass m</w:t>
+            </w:r>
+            <w:r>
+              <w:rPr>
+                <w:vertAlign w:val="subscript"/>
+              </w:rPr>
+              <w:t>e</w:t>
             </w:r>
           </w:p>
         </w:tc>
@@ -277,7 +301,13 @@
           </w:tcPr>
           <w:p>
             <w:r>
-              <w:t>Incoming, outgoing muon momenta, mass m_μ</w:t>
+              <w:t>Incoming, outgoing muon momenta, mass m</w:t>
+            </w:r>
+            <w:r>
+              <w:rPr>
+                <w:vertAlign w:val="subscript"/>
+              </w:rPr>
+              <w:t>μ</w:t>
             </w:r>
           </w:p>
         </w:tc>
@@ -333,7 +363,34 @@
           </w:tcPr>
           <w:p>
             <w:r>
-              <w:t>L_e^μν, L_μ^μν</w:t>
+              <w:t>L</w:t>
+            </w:r>
+            <w:r>
+              <w:rPr>
+                <w:vertAlign w:val="subscript"/>
+              </w:rPr>
+              <w:t>e</w:t>
+            </w:r>
+            <w:r>
+              <w:rPr>
+                <w:vertAlign w:val="superscript"/>
+              </w:rPr>
+              <w:t>μν</w:t>
+            </w:r>
+            <w:r>
+              <w:t>, L</w:t>
+            </w:r>
+            <w:r>
+              <w:rPr>
+                <w:vertAlign w:val="subscript"/>
+              </w:rPr>
+              <w:t>μ</w:t>
+            </w:r>
+            <w:r>
+              <w:rPr>
+                <w:vertAlign w:val="superscript"/>
+              </w:rPr>
+              <w:t>μν</w:t>
             </w:r>
           </w:p>
         </w:tc>
@@ -357,6 +414,67 @@
         </w:tc>
       </w:tr>
     </w:tbl>
+    <w:tbl>
+      <w:tblPr>
+        <w:tblW w:type="auto" w:w="0"/>
+        <w:jc w:val="center"/>
+        <w:tblLayout w:type="fixed"/>
+        <w:tblLook w:firstColumn="1" w:firstRow="1" w:lastColumn="0" w:lastRow="0" w:noHBand="0" w:noVBand="1" w:val="04A0"/>
+        <w:tblBorders>
+          <w:top w:val="single" w:sz="8" w:color="7FA7CF"/>
+          <w:left w:val="single" w:sz="8" w:color="7FA7CF"/>
+          <w:bottom w:val="single" w:sz="8" w:color="7FA7CF"/>
+          <w:right w:val="single" w:sz="8" w:color="7FA7CF"/>
+        </w:tblBorders>
+      </w:tblPr>
+      <w:tblGrid>
+        <w:gridCol w:w="9392"/>
+      </w:tblGrid>
+      <w:tr>
+        <w:tc>
+          <w:tcPr>
+            <w:tcW w:type="dxa" w:w="9392"/>
+            <w:shd w:fill="F3F7FB"/>
+            <w:tcMar>
+              <w:top w:w="140" w:type="dxa"/>
+              <w:start w:w="140" w:type="dxa"/>
+              <w:bottom w:w="140" w:type="dxa"/>
+              <w:end w:w="140" w:type="dxa"/>
+            </w:tcMar>
+          </w:tcPr>
+          <w:p>
+            <w:r>
+              <w:rPr>
+                <w:b/>
+                <w:color w:val="1F4E78"/>
+              </w:rPr>
+              <w:t>First pass: the result before the derivation</w:t>
+            </w:r>
+          </w:p>
+          <w:p>
+            <w:pPr>
+              <w:spacing w:after="60"/>
+            </w:pPr>
+            <w:r>
+              <w:t>Single-photon exchange gives, at high energy, (1/4)Σ|ℳ|² = 2e⁴(s² + u²)/t² for electron–muon scattering.</w:t>
+            </w:r>
+          </w:p>
+          <w:p>
+            <w:pPr>
+              <w:spacing w:after="60"/>
+            </w:pPr>
+            <w:r>
+              <w:t>The 1/t² is the photon propagator squared: a strong forward peak, Rutherford's formula in relativistic dress.</w:t>
+            </w:r>
+          </w:p>
+        </w:tc>
+      </w:tr>
+    </w:tbl>
+    <w:p>
+      <w:pPr>
+        <w:spacing w:after="80"/>
+      </w:pPr>
+    </w:p>
     <w:p>
       <w:pPr>
         <w:pStyle w:val="Heading2"/>
@@ -367,47 +485,56 @@
     </w:p>
     <w:p>
       <w:pPr>
-        <w:spacing w:before="160" w:after="160"/>
+        <w:keepNext/>
+        <w:spacing w:before="160" w:after="40"/>
         <w:jc w:val="center"/>
       </w:pPr>
       <w:r>
+        <w:drawing>
+          <wp:inline xmlns:a="http://schemas.openxmlformats.org/drawingml/2006/main" xmlns:pic="http://schemas.openxmlformats.org/drawingml/2006/picture">
+            <wp:extent cx="3474720" cy="1511640"/>
+            <wp:docPr id="1" name="Picture 1"/>
+            <wp:cNvGraphicFramePr>
+              <a:graphicFrameLocks noChangeAspect="1"/>
+            </wp:cNvGraphicFramePr>
+            <a:graphic>
+              <a:graphicData uri="http://schemas.openxmlformats.org/drawingml/2006/picture">
+                <pic:pic>
+                  <pic:nvPicPr>
+                    <pic:cNvPr id="0" name="L54_emu.png"/>
+                    <pic:cNvPicPr/>
+                  </pic:nvPicPr>
+                  <pic:blipFill>
+                    <a:blip r:embed="rId11"/>
+                    <a:stretch>
+                      <a:fillRect/>
+                    </a:stretch>
+                  </pic:blipFill>
+                  <pic:spPr>
+                    <a:xfrm>
+                      <a:off x="0" y="0"/>
+                      <a:ext cx="3474720" cy="1511640"/>
+                    </a:xfrm>
+                    <a:prstGeom prst="rect"/>
+                  </pic:spPr>
+                </pic:pic>
+              </a:graphicData>
+            </a:graphic>
+          </wp:inline>
+        </w:drawing>
+      </w:r>
+    </w:p>
+    <w:p>
+      <w:pPr>
+        <w:spacing w:after="200"/>
+        <w:jc w:val="center"/>
+      </w:pPr>
+      <w:r>
         <w:rPr>
-          <w:rFonts w:ascii="Consolas" w:hAnsi="Consolas" w:cs="Consolas" w:eastAsia="Consolas"/>
-          <w:sz w:val="20"/>
+          <w:i/>
+          <w:sz w:val="19"/>
         </w:rPr>
-        <w:t xml:space="preserve">   e⁻(p1) ----*---- e⁻(p3)   </w:t>
-      </w:r>
-      <w:r>
-        <w:rPr>
-          <w:rFonts w:ascii="Consolas" w:hAnsi="Consolas" w:cs="Consolas" w:eastAsia="Consolas"/>
-          <w:sz w:val="20"/>
-        </w:rPr>
-        <w:br/>
-        <w:t xml:space="preserve">              |</w:t>
-      </w:r>
-      <w:r>
-        <w:rPr>
-          <w:rFonts w:ascii="Consolas" w:hAnsi="Consolas" w:cs="Consolas" w:eastAsia="Consolas"/>
-          <w:sz w:val="20"/>
-        </w:rPr>
-        <w:br/>
-        <w:t xml:space="preserve">              |  γ*  q = p1 − p3</w:t>
-      </w:r>
-      <w:r>
-        <w:rPr>
-          <w:rFonts w:ascii="Consolas" w:hAnsi="Consolas" w:cs="Consolas" w:eastAsia="Consolas"/>
-          <w:sz w:val="20"/>
-        </w:rPr>
-        <w:br/>
-        <w:t xml:space="preserve">              |</w:t>
-      </w:r>
-      <w:r>
-        <w:rPr>
-          <w:rFonts w:ascii="Consolas" w:hAnsi="Consolas" w:cs="Consolas" w:eastAsia="Consolas"/>
-          <w:sz w:val="20"/>
-        </w:rPr>
-        <w:br/>
-        <w:t xml:space="preserve">   μ⁻(p2) ----*---- μ⁻(p4)   </w:t>
+        <w:t>Figure 54.1. Electron–muon scattering at lowest order: one diagram, one photon in the t-channel, q = p₁ − p₃.</w:t>
       </w:r>
     </w:p>
     <w:p>
@@ -433,7 +560,268 @@
     </w:p>
     <w:p>
       <w:r>
-        <w:t>The interaction Hamiltonian has one term for each charged field, ℋ_int=−e[ψ̄_eγ^μψ_eA_μ+ψ̄_μγ^μψ_μA_μ] (the same coupling e for both, by the universality of Lesson 44). At second order, S^(2)=(−i)²/2!∫d⁴x₁d⁴x₂ T{ℋ_int(x₁)ℋ_int(x₂)} contains a cross term, 2e²[ψ̄_eγ^μψ_eA_μ](x₁)[ψ̄_μγ^νψ_μA_ν](x₂) (the factor of 2 from the two ways of assigning the electron- and muon-current pieces to x₁ versus x₂), in which ψ̄_e(x₁), ψ_e(x₁) contract with the external electron legs, ψ̄_μ(x₂), ψ_μ(x₂) contract with the external muon legs, and A_μ(x₁), A_ν(x₂) contract with each other, forming the internal photon line, using ⟨0|T{A_μ(x₁)A_ν(x₂)}|0⟩=D_Fμν(x₁−x₂) (Lesson 48, Section 4.1, the covariant propagator this course uses in practice).</w:t>
+        <w:t>The interaction Hamiltonian has one term for each charged field, ℋ</w:t>
+      </w:r>
+      <w:r>
+        <w:rPr>
+          <w:vertAlign w:val="subscript"/>
+        </w:rPr>
+        <w:t>int</w:t>
+      </w:r>
+      <w:r>
+        <w:t>=−e[ψ̄</w:t>
+      </w:r>
+      <w:r>
+        <w:rPr>
+          <w:vertAlign w:val="subscript"/>
+        </w:rPr>
+        <w:t>e</w:t>
+      </w:r>
+      <w:r>
+        <w:t>γ</w:t>
+      </w:r>
+      <w:r>
+        <w:rPr>
+          <w:vertAlign w:val="superscript"/>
+        </w:rPr>
+        <w:t>μ</w:t>
+      </w:r>
+      <w:r>
+        <w:t>ψ</w:t>
+      </w:r>
+      <w:r>
+        <w:rPr>
+          <w:vertAlign w:val="subscript"/>
+        </w:rPr>
+        <w:t>e</w:t>
+      </w:r>
+      <w:r>
+        <w:t>A</w:t>
+      </w:r>
+      <w:r>
+        <w:rPr>
+          <w:vertAlign w:val="subscript"/>
+        </w:rPr>
+        <w:t>μ</w:t>
+      </w:r>
+      <w:r>
+        <w:t>+ψ̄</w:t>
+      </w:r>
+      <w:r>
+        <w:rPr>
+          <w:vertAlign w:val="subscript"/>
+        </w:rPr>
+        <w:t>μ</w:t>
+      </w:r>
+      <w:r>
+        <w:t>γ</w:t>
+      </w:r>
+      <w:r>
+        <w:rPr>
+          <w:vertAlign w:val="superscript"/>
+        </w:rPr>
+        <w:t>μ</w:t>
+      </w:r>
+      <w:r>
+        <w:t>ψ</w:t>
+      </w:r>
+      <w:r>
+        <w:rPr>
+          <w:vertAlign w:val="subscript"/>
+        </w:rPr>
+        <w:t>μ</w:t>
+      </w:r>
+      <w:r>
+        <w:t>A</w:t>
+      </w:r>
+      <w:r>
+        <w:rPr>
+          <w:vertAlign w:val="subscript"/>
+        </w:rPr>
+        <w:t>μ</w:t>
+      </w:r>
+      <w:r>
+        <w:t>] (the same coupling e for both, by the universality of Lesson 44). At second order, S</w:t>
+      </w:r>
+      <w:r>
+        <w:rPr>
+          <w:vertAlign w:val="superscript"/>
+        </w:rPr>
+        <w:t>(2)</w:t>
+      </w:r>
+      <w:r>
+        <w:t>=(−i)²/2!∫d⁴x₁d⁴x₂ T{ℋ</w:t>
+      </w:r>
+      <w:r>
+        <w:rPr>
+          <w:vertAlign w:val="subscript"/>
+        </w:rPr>
+        <w:t>int</w:t>
+      </w:r>
+      <w:r>
+        <w:t>(x₁)ℋ</w:t>
+      </w:r>
+      <w:r>
+        <w:rPr>
+          <w:vertAlign w:val="subscript"/>
+        </w:rPr>
+        <w:t>int</w:t>
+      </w:r>
+      <w:r>
+        <w:t>(x₂)} contains a cross term, 2e²[ψ̄</w:t>
+      </w:r>
+      <w:r>
+        <w:rPr>
+          <w:vertAlign w:val="subscript"/>
+        </w:rPr>
+        <w:t>e</w:t>
+      </w:r>
+      <w:r>
+        <w:t>γ</w:t>
+      </w:r>
+      <w:r>
+        <w:rPr>
+          <w:vertAlign w:val="superscript"/>
+        </w:rPr>
+        <w:t>μ</w:t>
+      </w:r>
+      <w:r>
+        <w:t>ψ</w:t>
+      </w:r>
+      <w:r>
+        <w:rPr>
+          <w:vertAlign w:val="subscript"/>
+        </w:rPr>
+        <w:t>e</w:t>
+      </w:r>
+      <w:r>
+        <w:t>A</w:t>
+      </w:r>
+      <w:r>
+        <w:rPr>
+          <w:vertAlign w:val="subscript"/>
+        </w:rPr>
+        <w:t>μ</w:t>
+      </w:r>
+      <w:r>
+        <w:t>](x₁)[ψ̄</w:t>
+      </w:r>
+      <w:r>
+        <w:rPr>
+          <w:vertAlign w:val="subscript"/>
+        </w:rPr>
+        <w:t>μ</w:t>
+      </w:r>
+      <w:r>
+        <w:t>γ</w:t>
+      </w:r>
+      <w:r>
+        <w:rPr>
+          <w:vertAlign w:val="superscript"/>
+        </w:rPr>
+        <w:t>ν</w:t>
+      </w:r>
+      <w:r>
+        <w:t>ψ</w:t>
+      </w:r>
+      <w:r>
+        <w:rPr>
+          <w:vertAlign w:val="subscript"/>
+        </w:rPr>
+        <w:t>μ</w:t>
+      </w:r>
+      <w:r>
+        <w:t>A</w:t>
+      </w:r>
+      <w:r>
+        <w:rPr>
+          <w:vertAlign w:val="subscript"/>
+        </w:rPr>
+        <w:t>ν</w:t>
+      </w:r>
+      <w:r>
+        <w:t>](x₂) (the factor of 2 from the two ways of assigning the electron- and muon-current pieces to x₁ versus x₂), in which ψ̄</w:t>
+      </w:r>
+      <w:r>
+        <w:rPr>
+          <w:vertAlign w:val="subscript"/>
+        </w:rPr>
+        <w:t>e</w:t>
+      </w:r>
+      <w:r>
+        <w:t>(x₁), ψ</w:t>
+      </w:r>
+      <w:r>
+        <w:rPr>
+          <w:vertAlign w:val="subscript"/>
+        </w:rPr>
+        <w:t>e</w:t>
+      </w:r>
+      <w:r>
+        <w:t>(x₁) contract with the external electron legs, ψ̄</w:t>
+      </w:r>
+      <w:r>
+        <w:rPr>
+          <w:vertAlign w:val="subscript"/>
+        </w:rPr>
+        <w:t>μ</w:t>
+      </w:r>
+      <w:r>
+        <w:t>(x₂), ψ</w:t>
+      </w:r>
+      <w:r>
+        <w:rPr>
+          <w:vertAlign w:val="subscript"/>
+        </w:rPr>
+        <w:t>μ</w:t>
+      </w:r>
+      <w:r>
+        <w:t>(x₂) contract with the external muon legs, and A</w:t>
+      </w:r>
+      <w:r>
+        <w:rPr>
+          <w:vertAlign w:val="subscript"/>
+        </w:rPr>
+        <w:t>μ</w:t>
+      </w:r>
+      <w:r>
+        <w:t>(x₁), A</w:t>
+      </w:r>
+      <w:r>
+        <w:rPr>
+          <w:vertAlign w:val="subscript"/>
+        </w:rPr>
+        <w:t>ν</w:t>
+      </w:r>
+      <w:r>
+        <w:t>(x₂) contract with each other, forming the internal photon line, using ⟨0|T{A</w:t>
+      </w:r>
+      <w:r>
+        <w:rPr>
+          <w:vertAlign w:val="subscript"/>
+        </w:rPr>
+        <w:t>μ</w:t>
+      </w:r>
+      <w:r>
+        <w:t>(x₁)A</w:t>
+      </w:r>
+      <w:r>
+        <w:rPr>
+          <w:vertAlign w:val="subscript"/>
+        </w:rPr>
+        <w:t>ν</w:t>
+      </w:r>
+      <w:r>
+        <w:t>(x₂)}|0⟩=D</w:t>
+      </w:r>
+      <w:r>
+        <w:rPr>
+          <w:vertAlign w:val="subscript"/>
+        </w:rPr>
+        <w:t>F</w:t>
+      </w:r>
+      <w:r>
+        <w:t>μν(x₁−x₂) (Lesson 48, Section 4.1, the covariant propagator this course uses in practice).</w:t>
       </w:r>
     </w:p>
     <w:p>
@@ -446,7 +834,34 @@
     </w:p>
     <w:p>
       <w:r>
-        <w:t>Substituting D_Fμν(x₁−x₂)=∫d⁴q/(2π)⁴[−ig_μν/(q²+iε)]e^(−iq(x₁−x₂)) and every external factor (Lesson 49), the x₁ and x₂ integrals give (2π)⁴δ⁴(p₃−p₁−q) and (2π)⁴δ⁴(p₄−p₂+q) respectively, forcing q=p₁−p₃ and overall momentum conservation p₁+p₂=p₃+p₄, as in Lesson 50's mechanism. The (−i)²/2!=−1/2 prefactor combines with the combinatorial factor of 2 to give an overall −1 (Exercise 2), and</w:t>
+        <w:t>Substituting D</w:t>
+      </w:r>
+      <w:r>
+        <w:rPr>
+          <w:vertAlign w:val="subscript"/>
+        </w:rPr>
+        <w:t>F</w:t>
+      </w:r>
+      <w:r>
+        <w:t>μν(x₁−x₂)=∫d⁴q/(2π)⁴[−ig</w:t>
+      </w:r>
+      <w:r>
+        <w:rPr>
+          <w:vertAlign w:val="subscript"/>
+        </w:rPr>
+        <w:t>μν</w:t>
+      </w:r>
+      <w:r>
+        <w:t>/(q²+iε)]e</w:t>
+      </w:r>
+      <w:r>
+        <w:rPr>
+          <w:vertAlign w:val="superscript"/>
+        </w:rPr>
+        <w:t>−iq(x₁−x₂)</w:t>
+      </w:r>
+      <w:r>
+        <w:t xml:space="preserve"> and every external factor (Lesson 49), the x₁ and x₂ integrals give (2π)⁴δ⁴(p₃−p₁−q) and (2π)⁴δ⁴(p₄−p₂+q) respectively, forcing q=p₁−p₃ and overall momentum conservation p₁+p₂=p₃+p₄, as in Lesson 50's mechanism. The (−i)²/2!=−1/2 prefactor combines with the combinatorial factor of 2 to give an overall −1 (Exercise 2), and</w:t>
       </w:r>
     </w:p>
     <w:p>
@@ -803,7 +1218,25 @@
     </w:p>
     <w:p>
       <w:r>
-        <w:t>Explain, in one sentence, why electron-muon scattering has exactly one diagram, in contrast with Compton scattering's two. Wick's theorem produces one term for every way of assigning the field operators to the given external states consistent with which field annihilates or creates which particle; since ψ_e can only contract with electron states and ψ_μ only with muon states, there is only one way to complete the contraction of Section 1.2, unlike Compton scattering, where both photon fields could equally well be paired with either the incoming or the outgoing photon.</w:t>
+        <w:t>Explain, in one sentence, why electron-muon scattering has exactly one diagram, in contrast with Compton scattering's two. Wick's theorem produces one term for every way of assigning the field operators to the given external states consistent with which field annihilates or creates which particle; since ψ</w:t>
+      </w:r>
+      <w:r>
+        <w:rPr>
+          <w:vertAlign w:val="subscript"/>
+        </w:rPr>
+        <w:t>e</w:t>
+      </w:r>
+      <w:r>
+        <w:t xml:space="preserve"> can only contract with electron states and ψ</w:t>
+      </w:r>
+      <w:r>
+        <w:rPr>
+          <w:vertAlign w:val="subscript"/>
+        </w:rPr>
+        <w:t>μ</w:t>
+      </w:r>
+      <w:r>
+        <w:t xml:space="preserve"> only with muon states, there is only one way to complete the contraction of Section 1.2, unlike Compton scattering, where both photon fields could equally well be paired with either the incoming or the outgoing photon.</w:t>
       </w:r>
     </w:p>
     <w:p>
@@ -2482,7 +2915,148 @@
     </w:p>
     <w:p>
       <w:r>
-        <w:t>Explain why no new trace calculation was needed for Section 3.2, beyond relabeling Section 3.1's result. Lesson 21's trace identity Tr[(p̸_a+m)γ^μ(p̸_b+m)γ^ν]=4[p_a^μp_b^ν+p_a^νp_b^μ−g^μν(p_a·p_b−m²)] was derived for arbitrary momenta p_a, p_b and mass m, with no reference to which specific particle they belong to; substituting the muon's own momenta and mass reproduces the identical formula with no new algebra.</w:t>
+        <w:t>Explain why no new trace calculation was needed for Section 3.2, beyond relabeling Section 3.1's result. Lesson 21's trace identity Tr[(p̸</w:t>
+      </w:r>
+      <w:r>
+        <w:rPr>
+          <w:vertAlign w:val="subscript"/>
+        </w:rPr>
+        <w:t>a</w:t>
+      </w:r>
+      <w:r>
+        <w:t>+m)γ</w:t>
+      </w:r>
+      <w:r>
+        <w:rPr>
+          <w:vertAlign w:val="superscript"/>
+        </w:rPr>
+        <w:t>μ</w:t>
+      </w:r>
+      <w:r>
+        <w:t>(p̸</w:t>
+      </w:r>
+      <w:r>
+        <w:rPr>
+          <w:vertAlign w:val="subscript"/>
+        </w:rPr>
+        <w:t>b</w:t>
+      </w:r>
+      <w:r>
+        <w:t>+m)γ</w:t>
+      </w:r>
+      <w:r>
+        <w:rPr>
+          <w:vertAlign w:val="superscript"/>
+        </w:rPr>
+        <w:t>ν</w:t>
+      </w:r>
+      <w:r>
+        <w:t>]=4[p</w:t>
+      </w:r>
+      <w:r>
+        <w:rPr>
+          <w:vertAlign w:val="subscript"/>
+        </w:rPr>
+        <w:t>a</w:t>
+      </w:r>
+      <w:r>
+        <w:rPr>
+          <w:vertAlign w:val="superscript"/>
+        </w:rPr>
+        <w:t>μ</w:t>
+      </w:r>
+      <w:r>
+        <w:t>p</w:t>
+      </w:r>
+      <w:r>
+        <w:rPr>
+          <w:vertAlign w:val="subscript"/>
+        </w:rPr>
+        <w:t>b</w:t>
+      </w:r>
+      <w:r>
+        <w:rPr>
+          <w:vertAlign w:val="superscript"/>
+        </w:rPr>
+        <w:t>ν</w:t>
+      </w:r>
+      <w:r>
+        <w:t>+p</w:t>
+      </w:r>
+      <w:r>
+        <w:rPr>
+          <w:vertAlign w:val="subscript"/>
+        </w:rPr>
+        <w:t>a</w:t>
+      </w:r>
+      <w:r>
+        <w:rPr>
+          <w:vertAlign w:val="superscript"/>
+        </w:rPr>
+        <w:t>ν</w:t>
+      </w:r>
+      <w:r>
+        <w:t>p</w:t>
+      </w:r>
+      <w:r>
+        <w:rPr>
+          <w:vertAlign w:val="subscript"/>
+        </w:rPr>
+        <w:t>b</w:t>
+      </w:r>
+      <w:r>
+        <w:rPr>
+          <w:vertAlign w:val="superscript"/>
+        </w:rPr>
+        <w:t>μ</w:t>
+      </w:r>
+      <w:r>
+        <w:t>−g</w:t>
+      </w:r>
+      <w:r>
+        <w:rPr>
+          <w:vertAlign w:val="superscript"/>
+        </w:rPr>
+        <w:t>μν</w:t>
+      </w:r>
+      <w:r>
+        <w:t>(p</w:t>
+      </w:r>
+      <w:r>
+        <w:rPr>
+          <w:vertAlign w:val="subscript"/>
+        </w:rPr>
+        <w:t>a</w:t>
+      </w:r>
+      <w:r>
+        <w:t>·p</w:t>
+      </w:r>
+      <w:r>
+        <w:rPr>
+          <w:vertAlign w:val="subscript"/>
+        </w:rPr>
+        <w:t>b</w:t>
+      </w:r>
+      <w:r>
+        <w:t>−m²)] was derived for arbitrary momenta p</w:t>
+      </w:r>
+      <w:r>
+        <w:rPr>
+          <w:vertAlign w:val="subscript"/>
+        </w:rPr>
+        <w:t>a</w:t>
+      </w:r>
+      <w:r>
+        <w:t>, p</w:t>
+      </w:r>
+      <w:r>
+        <w:rPr>
+          <w:vertAlign w:val="subscript"/>
+        </w:rPr>
+        <w:t>b</w:t>
+      </w:r>
+      <w:r>
+        <w:t xml:space="preserve"> and mass m, with no reference to which specific particle they belong to; substituting the muon's own momenta and mass reproduces the identical formula with no new algebra.</w:t>
       </w:r>
     </w:p>
     <w:p>
@@ -2503,7 +3077,49 @@
     </w:p>
     <w:p>
       <w:r>
-        <w:t>Multiplying L_e^μν by L_μ,μν, the nine resulting terms (Exercise 10 works through each) simplify remarkably: the cross term proportional to (p₁·p₃)(p₂·p₄) cancels exactly between the three contributions that produce it, and the term proportional to m_e²m_μ² cancels exactly as well, leaving</w:t>
+        <w:t>Multiplying L</w:t>
+      </w:r>
+      <w:r>
+        <w:rPr>
+          <w:vertAlign w:val="subscript"/>
+        </w:rPr>
+        <w:t>e</w:t>
+      </w:r>
+      <w:r>
+        <w:rPr>
+          <w:vertAlign w:val="superscript"/>
+        </w:rPr>
+        <w:t>μν</w:t>
+      </w:r>
+      <w:r>
+        <w:t xml:space="preserve"> by L</w:t>
+      </w:r>
+      <w:r>
+        <w:rPr>
+          <w:vertAlign w:val="subscript"/>
+        </w:rPr>
+        <w:t>μ</w:t>
+      </w:r>
+      <w:r>
+        <w:t>,μν, the nine resulting terms (Exercise 10 works through each) simplify remarkably: the cross term proportional to (p₁·p₃)(p₂·p₄) cancels exactly between the three contributions that produce it, and the term proportional to m</w:t>
+      </w:r>
+      <w:r>
+        <w:rPr>
+          <w:vertAlign w:val="subscript"/>
+        </w:rPr>
+        <w:t>e</w:t>
+      </w:r>
+      <w:r>
+        <w:t>²m</w:t>
+      </w:r>
+      <w:r>
+        <w:rPr>
+          <w:vertAlign w:val="subscript"/>
+        </w:rPr>
+        <w:t>μ</w:t>
+      </w:r>
+      <w:r>
+        <w:t>² cancels exactly as well, leaving</w:t>
       </w:r>
     </w:p>
     <w:p>
@@ -2869,7 +3485,61 @@
     </w:p>
     <w:p>
       <w:r>
-        <w:t>Using Lesson 53, Section 5.2's table, with p₁·p₂=p₃·p₄=(s−m_e²−m_μ²)/2, p₁·p₄=p₂·p₃=(m_e²+m_μ²−u)/2, p₁·p₃=m_e²−t/2, p₂·p₄=m_μ²−t/2 (Exercise 13 substitutes every term explicitly),</w:t>
+        <w:t>Using Lesson 53, Section 5.2's table, with p₁·p₂=p₃·p₄=(s−m</w:t>
+      </w:r>
+      <w:r>
+        <w:rPr>
+          <w:vertAlign w:val="subscript"/>
+        </w:rPr>
+        <w:t>e</w:t>
+      </w:r>
+      <w:r>
+        <w:t>²−m</w:t>
+      </w:r>
+      <w:r>
+        <w:rPr>
+          <w:vertAlign w:val="subscript"/>
+        </w:rPr>
+        <w:t>μ</w:t>
+      </w:r>
+      <w:r>
+        <w:t>²)/2, p₁·p₄=p₂·p₃=(m</w:t>
+      </w:r>
+      <w:r>
+        <w:rPr>
+          <w:vertAlign w:val="subscript"/>
+        </w:rPr>
+        <w:t>e</w:t>
+      </w:r>
+      <w:r>
+        <w:t>²+m</w:t>
+      </w:r>
+      <w:r>
+        <w:rPr>
+          <w:vertAlign w:val="subscript"/>
+        </w:rPr>
+        <w:t>μ</w:t>
+      </w:r>
+      <w:r>
+        <w:t>²−u)/2, p₁·p₃=m</w:t>
+      </w:r>
+      <w:r>
+        <w:rPr>
+          <w:vertAlign w:val="subscript"/>
+        </w:rPr>
+        <w:t>e</w:t>
+      </w:r>
+      <w:r>
+        <w:t>²−t/2, p₂·p₄=m</w:t>
+      </w:r>
+      <w:r>
+        <w:rPr>
+          <w:vertAlign w:val="subscript"/>
+        </w:rPr>
+        <w:t>μ</w:t>
+      </w:r>
+      <w:r>
+        <w:t>²−t/2 (Exercise 13 substitutes every term explicitly),</w:t>
       </w:r>
     </w:p>
     <w:p>
@@ -3389,7 +4059,25 @@
     </w:p>
     <w:p>
       <w:r>
-        <w:t>Neglecting both masses (valid whenever √s is much larger than either m_e or m_μ),</w:t>
+        <w:t>Neglecting both masses (valid whenever √s is much larger than either m</w:t>
+      </w:r>
+      <w:r>
+        <w:rPr>
+          <w:vertAlign w:val="subscript"/>
+        </w:rPr>
+        <w:t>e</w:t>
+      </w:r>
+      <w:r>
+        <w:t xml:space="preserve"> or m</w:t>
+      </w:r>
+      <w:r>
+        <w:rPr>
+          <w:vertAlign w:val="subscript"/>
+        </w:rPr>
+        <w:t>μ</w:t>
+      </w:r>
+      <w:r>
+        <w:t>),</w:t>
       </w:r>
     </w:p>
     <w:p>
@@ -3964,7 +4652,25 @@
           </w:tcPr>
           <w:p>
             <w:r>
-              <w:t>iℳ=(ie²/t)[ū(p₃)γ^μu(p₁)][ū(p₄)γ_μu(p₂)]</w:t>
+              <w:t>iℳ=(ie²/t)[ū(p₃)γ</w:t>
+            </w:r>
+            <w:r>
+              <w:rPr>
+                <w:vertAlign w:val="superscript"/>
+              </w:rPr>
+              <w:t>μ</w:t>
+            </w:r>
+            <w:r>
+              <w:t>u(p₁)][ū(p₄)γ</w:t>
+            </w:r>
+            <w:r>
+              <w:rPr>
+                <w:vertAlign w:val="subscript"/>
+              </w:rPr>
+              <w:t>μ</w:t>
+            </w:r>
+            <w:r>
+              <w:t>u(p₂)]</w:t>
             </w:r>
           </w:p>
         </w:tc>
@@ -4132,7 +4838,25 @@
         </w:numPr>
       </w:pPr>
       <w:r>
-        <w:t>The amplitude is iℳ=(ie²/t)[ū(p₃)γ^μu(p₁)][ū(p₄)γ_μu(p₂)], with the internal photon's momentum-squared exactly equal to t.</w:t>
+        <w:t>The amplitude is iℳ=(ie²/t)[ū(p₃)γ</w:t>
+      </w:r>
+      <w:r>
+        <w:rPr>
+          <w:vertAlign w:val="superscript"/>
+        </w:rPr>
+        <w:t>μ</w:t>
+      </w:r>
+      <w:r>
+        <w:t>u(p₁)][ū(p₄)γ</w:t>
+      </w:r>
+      <w:r>
+        <w:rPr>
+          <w:vertAlign w:val="subscript"/>
+        </w:rPr>
+        <w:t>μ</w:t>
+      </w:r>
+      <w:r>
+        <w:t>u(p₂)], with the internal photon's momentum-squared exactly equal to t.</w:t>
       </w:r>
     </w:p>
     <w:p>
@@ -4281,7 +5005,85 @@
           </w:tcPr>
           <w:p>
             <w:r>
-              <w:t>Explain why the term ψ̄_eγ^μψ_eA_μ(x₁)ψ̄_eγ^νψ_eA_ν(x₂) (both vertices electron-type) does not contribute to electron-muon scattering, and state what process it would instead contribute to.</w:t>
+              <w:rPr>
+                <w:b/>
+              </w:rPr>
+              <w:t>Extension.</w:t>
+            </w:r>
+            <w:r>
+              <w:t xml:space="preserve"> Explain why the term ψ̄</w:t>
+            </w:r>
+            <w:r>
+              <w:rPr>
+                <w:vertAlign w:val="subscript"/>
+              </w:rPr>
+              <w:t>e</w:t>
+            </w:r>
+            <w:r>
+              <w:t>γ</w:t>
+            </w:r>
+            <w:r>
+              <w:rPr>
+                <w:vertAlign w:val="superscript"/>
+              </w:rPr>
+              <w:t>μ</w:t>
+            </w:r>
+            <w:r>
+              <w:t>ψ</w:t>
+            </w:r>
+            <w:r>
+              <w:rPr>
+                <w:vertAlign w:val="subscript"/>
+              </w:rPr>
+              <w:t>e</w:t>
+            </w:r>
+            <w:r>
+              <w:t>A</w:t>
+            </w:r>
+            <w:r>
+              <w:rPr>
+                <w:vertAlign w:val="subscript"/>
+              </w:rPr>
+              <w:t>μ</w:t>
+            </w:r>
+            <w:r>
+              <w:t>(x₁)ψ̄</w:t>
+            </w:r>
+            <w:r>
+              <w:rPr>
+                <w:vertAlign w:val="subscript"/>
+              </w:rPr>
+              <w:t>e</w:t>
+            </w:r>
+            <w:r>
+              <w:t>γ</w:t>
+            </w:r>
+            <w:r>
+              <w:rPr>
+                <w:vertAlign w:val="superscript"/>
+              </w:rPr>
+              <w:t>ν</w:t>
+            </w:r>
+            <w:r>
+              <w:t>ψ</w:t>
+            </w:r>
+            <w:r>
+              <w:rPr>
+                <w:vertAlign w:val="subscript"/>
+              </w:rPr>
+              <w:t>e</w:t>
+            </w:r>
+            <w:r>
+              <w:t>A</w:t>
+            </w:r>
+            <w:r>
+              <w:rPr>
+                <w:vertAlign w:val="subscript"/>
+              </w:rPr>
+              <w:t>ν</w:t>
+            </w:r>
+            <w:r>
+              <w:t>(x₂) (both vertices electron-type) does not contribute to electron-muon scattering, and state what process it would instead contribute to.</w:t>
             </w:r>
           </w:p>
         </w:tc>
@@ -4319,7 +5121,13 @@
           </w:tcPr>
           <w:p>
             <w:r>
-              <w:t>Verify the combinatorial factor of 2 in Section 1.2, following the identical reasoning used in Lesson 50, Exercise 8, for Compton scattering.</w:t>
+              <w:rPr>
+                <w:b/>
+              </w:rPr>
+              <w:t>Core.</w:t>
+            </w:r>
+            <w:r>
+              <w:t xml:space="preserve"> Verify the combinatorial factor of 2 in Section 1.2, following the identical reasoning used in Lesson 50, Exercise 8, for Compton scattering.</w:t>
             </w:r>
           </w:p>
         </w:tc>
@@ -4355,7 +5163,13 @@
           </w:tcPr>
           <w:p>
             <w:r>
-              <w:t>Carry out the x₁ and x₂ integrals of Section 1.3 explicitly and derive q=p₁−p₃ from the resulting delta functions.</w:t>
+              <w:rPr>
+                <w:b/>
+              </w:rPr>
+              <w:t>Extension.</w:t>
+            </w:r>
+            <w:r>
+              <w:t xml:space="preserve"> Carry out the x₁ and x₂ integrals of Section 1.3 explicitly and derive q=p₁−p₃ from the resulting delta functions.</w:t>
             </w:r>
           </w:p>
         </w:tc>
@@ -4393,7 +5207,13 @@
           </w:tcPr>
           <w:p>
             <w:r>
-              <w:t>Confirm q²=t using Lesson 53's definition t=(p₁−p₃)².</w:t>
+              <w:rPr>
+                <w:b/>
+              </w:rPr>
+              <w:t>Core.</w:t>
+            </w:r>
+            <w:r>
+              <w:t xml:space="preserve"> Confirm q²=t using Lesson 53's definition t=(p₁−p₃)².</w:t>
             </w:r>
           </w:p>
         </w:tc>
@@ -4429,7 +5249,13 @@
           </w:tcPr>
           <w:p>
             <w:r>
-              <w:t>Verify the overall power of i and factor of e² in Section 1.3's amplitude, following the bookkeeping method of Lesson 50, Worked example 2.</w:t>
+              <w:rPr>
+                <w:b/>
+              </w:rPr>
+              <w:t>Core.</w:t>
+            </w:r>
+            <w:r>
+              <w:t xml:space="preserve"> Verify the overall power of i and factor of e² in Section 1.3's amplitude, following the bookkeeping method of Lesson 50, Worked example 2.</w:t>
             </w:r>
           </w:p>
         </w:tc>
@@ -4467,7 +5293,13 @@
           </w:tcPr>
           <w:p>
             <w:r>
-              <w:t>State the spin-averaging-and-summing factor used in Section 2.1 and explain, citing Lesson 52, Section 1.2, why it is 1/4 rather than 1/2.</w:t>
+              <w:rPr>
+                <w:b/>
+              </w:rPr>
+              <w:t>Core.</w:t>
+            </w:r>
+            <w:r>
+              <w:t xml:space="preserve"> State the spin-averaging-and-summing factor used in Section 2.1 and explain, citing Lesson 52, Section 1.2, why it is 1/4 rather than 1/2.</w:t>
             </w:r>
           </w:p>
         </w:tc>
@@ -4503,7 +5335,37 @@
           </w:tcPr>
           <w:p>
             <w:r>
-              <w:t>Explain, in your own words, why Section 2.2's factorization into L_e^μν and L_μ,μν would fail if the electron and muon were replaced by two electrons instead.</w:t>
+              <w:rPr>
+                <w:b/>
+              </w:rPr>
+              <w:t>Extension.</w:t>
+            </w:r>
+            <w:r>
+              <w:t xml:space="preserve"> Explain, in your own words, why Section 2.2's factorization into L</w:t>
+            </w:r>
+            <w:r>
+              <w:rPr>
+                <w:vertAlign w:val="subscript"/>
+              </w:rPr>
+              <w:t>e</w:t>
+            </w:r>
+            <w:r>
+              <w:rPr>
+                <w:vertAlign w:val="superscript"/>
+              </w:rPr>
+              <w:t>μν</w:t>
+            </w:r>
+            <w:r>
+              <w:t xml:space="preserve"> and L</w:t>
+            </w:r>
+            <w:r>
+              <w:rPr>
+                <w:vertAlign w:val="subscript"/>
+              </w:rPr>
+              <w:t>μ</w:t>
+            </w:r>
+            <w:r>
+              <w:t>,μν would fail if the electron and muon were replaced by two electrons instead.</w:t>
             </w:r>
           </w:p>
         </w:tc>
@@ -4541,7 +5403,28 @@
           </w:tcPr>
           <w:p>
             <w:r>
-              <w:t>Write out Lesson 21, Section 5's general trace formula and substitute p₁→p₁, p₂→p₃ (both electron momenta) to derive Section 3.1's L_e^μν.</w:t>
+              <w:rPr>
+                <w:b/>
+              </w:rPr>
+              <w:t>Core.</w:t>
+            </w:r>
+            <w:r>
+              <w:t xml:space="preserve"> Write out Lesson 21, Section 5's general trace formula and substitute p₁→p₁, p₂→p₃ (both electron momenta) to derive Section 3.1's L</w:t>
+            </w:r>
+            <w:r>
+              <w:rPr>
+                <w:vertAlign w:val="subscript"/>
+              </w:rPr>
+              <w:t>e</w:t>
+            </w:r>
+            <w:r>
+              <w:rPr>
+                <w:vertAlign w:val="superscript"/>
+              </w:rPr>
+              <w:t>μν</w:t>
+            </w:r>
+            <w:r>
+              <w:t>.</w:t>
             </w:r>
           </w:p>
         </w:tc>
@@ -4577,7 +5460,31 @@
           </w:tcPr>
           <w:p>
             <w:r>
-              <w:t>Repeat Exercise 8 for the muon, substituting p₁→p₂, p₂→p₄, m→m_μ, to derive Section 3.2's L_μ,μν.</w:t>
+              <w:rPr>
+                <w:b/>
+              </w:rPr>
+              <w:t>Extension.</w:t>
+            </w:r>
+            <w:r>
+              <w:t xml:space="preserve"> Repeat Exercise 8 for the muon, substituting p₁→p₂, p₂→p₄, m→m</w:t>
+            </w:r>
+            <w:r>
+              <w:rPr>
+                <w:vertAlign w:val="subscript"/>
+              </w:rPr>
+              <w:t>μ</w:t>
+            </w:r>
+            <w:r>
+              <w:t>, to derive Section 3.2's L</w:t>
+            </w:r>
+            <w:r>
+              <w:rPr>
+                <w:vertAlign w:val="subscript"/>
+              </w:rPr>
+              <w:t>μ</w:t>
+            </w:r>
+            <w:r>
+              <w:t>,μν.</w:t>
             </w:r>
           </w:p>
         </w:tc>
@@ -4615,7 +5522,37 @@
           </w:tcPr>
           <w:p>
             <w:r>
-              <w:t>Expand L_e^μνL_μ,μν into its nine terms explicitly, following the pattern AA′, AB′, AC′, and so on used in Section 4.1's derivation, and verify at least three of the nine.</w:t>
+              <w:rPr>
+                <w:b/>
+              </w:rPr>
+              <w:t>Core.</w:t>
+            </w:r>
+            <w:r>
+              <w:t xml:space="preserve"> Expand L</w:t>
+            </w:r>
+            <w:r>
+              <w:rPr>
+                <w:vertAlign w:val="subscript"/>
+              </w:rPr>
+              <w:t>e</w:t>
+            </w:r>
+            <w:r>
+              <w:rPr>
+                <w:vertAlign w:val="superscript"/>
+              </w:rPr>
+              <w:t>μν</w:t>
+            </w:r>
+            <w:r>
+              <w:t>L</w:t>
+            </w:r>
+            <w:r>
+              <w:rPr>
+                <w:vertAlign w:val="subscript"/>
+              </w:rPr>
+              <w:t>μ</w:t>
+            </w:r>
+            <w:r>
+              <w:t>,μν into its nine terms explicitly, following the pattern AA′, AB′, AC′, and so on used in Section 4.1's derivation, and verify at least three of the nine.</w:t>
             </w:r>
           </w:p>
         </w:tc>
@@ -4651,7 +5588,13 @@
           </w:tcPr>
           <w:p>
             <w:r>
-              <w:t>Verify explicitly that the three terms proportional to (p₁·p₃)(p₂·p₄) sum to zero, using the −2, −2, +4 coefficients found in the derivation.</w:t>
+              <w:rPr>
+                <w:b/>
+              </w:rPr>
+              <w:t>Core.</w:t>
+            </w:r>
+            <w:r>
+              <w:t xml:space="preserve"> Verify explicitly that the three terms proportional to (p₁·p₃)(p₂·p₄) sum to zero, using the −2, −2, +4 coefficients found in the derivation.</w:t>
             </w:r>
           </w:p>
         </w:tc>
@@ -4689,7 +5632,31 @@
           </w:tcPr>
           <w:p>
             <w:r>
-              <w:t>Verify explicitly that the m_e²m_μ² terms cancel, using the same method as Exercise 11.</w:t>
+              <w:rPr>
+                <w:b/>
+              </w:rPr>
+              <w:t>Extension.</w:t>
+            </w:r>
+            <w:r>
+              <w:t xml:space="preserve"> Verify explicitly that the m</w:t>
+            </w:r>
+            <w:r>
+              <w:rPr>
+                <w:vertAlign w:val="subscript"/>
+              </w:rPr>
+              <w:t>e</w:t>
+            </w:r>
+            <w:r>
+              <w:t>²m</w:t>
+            </w:r>
+            <w:r>
+              <w:rPr>
+                <w:vertAlign w:val="subscript"/>
+              </w:rPr>
+              <w:t>μ</w:t>
+            </w:r>
+            <w:r>
+              <w:t>² terms cancel, using the same method as Exercise 11.</w:t>
             </w:r>
           </w:p>
         </w:tc>
@@ -4725,7 +5692,31 @@
           </w:tcPr>
           <w:p>
             <w:r>
-              <w:t>Substitute Lesson 53, Section 5.2's six dot-product relations into Section 4.1's result and derive Section 4.2's expression in terms of s, t, u, m_e, and m_μ.</w:t>
+              <w:rPr>
+                <w:b/>
+              </w:rPr>
+              <w:t>Extension.</w:t>
+            </w:r>
+            <w:r>
+              <w:t xml:space="preserve"> Substitute Lesson 53, Section 5.2's six dot-product relations into Section 4.1's result and derive Section 4.2's expression in terms of s, t, u, m</w:t>
+            </w:r>
+            <w:r>
+              <w:rPr>
+                <w:vertAlign w:val="subscript"/>
+              </w:rPr>
+              <w:t>e</w:t>
+            </w:r>
+            <w:r>
+              <w:t>, and m</w:t>
+            </w:r>
+            <w:r>
+              <w:rPr>
+                <w:vertAlign w:val="subscript"/>
+              </w:rPr>
+              <w:t>μ</w:t>
+            </w:r>
+            <w:r>
+              <w:t>.</w:t>
             </w:r>
           </w:p>
         </w:tc>
@@ -4763,7 +5754,31 @@
           </w:tcPr>
           <w:p>
             <w:r>
-              <w:t>Take the m_e,m_μ→0 limit of Section 4.2's result and verify it reduces to 2e⁴(s²+u²)/t².</w:t>
+              <w:rPr>
+                <w:b/>
+              </w:rPr>
+              <w:t>Core.</w:t>
+            </w:r>
+            <w:r>
+              <w:t xml:space="preserve"> Take the m</w:t>
+            </w:r>
+            <w:r>
+              <w:rPr>
+                <w:vertAlign w:val="subscript"/>
+              </w:rPr>
+              <w:t>e</w:t>
+            </w:r>
+            <w:r>
+              <w:t>,m</w:t>
+            </w:r>
+            <w:r>
+              <w:rPr>
+                <w:vertAlign w:val="subscript"/>
+              </w:rPr>
+              <w:t>μ</w:t>
+            </w:r>
+            <w:r>
+              <w:t>→0 limit of Section 4.2's result and verify it reduces to 2e⁴(s²+u²)/t².</w:t>
             </w:r>
           </w:p>
         </w:tc>
@@ -4799,7 +5814,13 @@
           </w:tcPr>
           <w:p>
             <w:r>
-              <w:t>Using s+t+u≈0 in the massless limit (Lesson 53, Exercise 16), rewrite 2e⁴(s²+u²)/t² using u≈−s−t, and verify the result is symmetric under s↔u only after this substitution is undone (i.e. confirm the original expression's manifest s↔u symmetry is a genuine property of the physics, not an artifact of the massless approximation).</w:t>
+              <w:rPr>
+                <w:b/>
+              </w:rPr>
+              <w:t>Extension.</w:t>
+            </w:r>
+            <w:r>
+              <w:t xml:space="preserve"> Using s+t+u≈0 in the massless limit (Lesson 53, Exercise 16), rewrite 2e⁴(s²+u²)/t² using u≈−s−t, and verify the result is symmetric under s↔u only after this substitution is undone (i.e. confirm the original expression's manifest s↔u symmetry is a genuine property of the physics, not an artifact of the massless approximation).</w:t>
             </w:r>
           </w:p>
         </w:tc>
@@ -4837,7 +5858,13 @@
           </w:tcPr>
           <w:p>
             <w:r>
-              <w:t>Challenge: explain, referring to Worked example 1 and Lesson 50's Compton calculation, why a process between two distinguishable particles never requires the −1 fermion-loop-type sign or the combinatorial doubling associated with identical-particle exchange, previewing the contrast Lesson 55 will draw out in full.</w:t>
+              <w:rPr>
+                <w:b/>
+              </w:rPr>
+              <w:t>Challenge.</w:t>
+            </w:r>
+            <w:r>
+              <w:t xml:space="preserve"> Explain, referring to Worked example 1 and Lesson 50's Compton calculation, why a process between two distinguishable particles never requires the −1 fermion-loop-type sign or the combinatorial doubling associated with identical-particle exchange, previewing the contrast Lesson 55 will draw out in full.</w:t>
             </w:r>
           </w:p>
         </w:tc>
@@ -4854,6 +5881,14 @@
     <w:p>
       <w:r>
         <w:rPr>
+          <w:i/>
+        </w:rPr>
+        <w:t>Attempt each exercise before reading its solution. If you are stuck, read only the first sentence of the solution, then try again.</w:t>
+      </w:r>
+    </w:p>
+    <w:p>
+      <w:r>
+        <w:rPr>
           <w:b/>
         </w:rPr>
         <w:t>1.</w:t>
@@ -4876,7 +5911,25 @@
         <w:t xml:space="preserve"> </w:t>
       </w:r>
       <w:r>
-        <w:t>T{ℋ_int(x₁)ℋ_int(x₂)} is symmetric under x₁↔x₂; the specific contraction of Section 1.2 (electron legs at x₁, muon legs at x₂) has an exact mirror image with the labels swapped (electron legs at x₂, muon legs at x₁), and since the integral runs over both x₁ and x₂ independently, both labelings contribute identically, giving a factor of 2, as in Lesson 50, Exercise 8.</w:t>
+        <w:t>T{ℋ</w:t>
+      </w:r>
+      <w:r>
+        <w:rPr>
+          <w:vertAlign w:val="subscript"/>
+        </w:rPr>
+        <w:t>int</w:t>
+      </w:r>
+      <w:r>
+        <w:t>(x₁)ℋ</w:t>
+      </w:r>
+      <w:r>
+        <w:rPr>
+          <w:vertAlign w:val="subscript"/>
+        </w:rPr>
+        <w:t>int</w:t>
+      </w:r>
+      <w:r>
+        <w:t>(x₂)} is symmetric under x₁↔x₂; the specific contraction of Section 1.2 (electron legs at x₁, muon legs at x₂) has an exact mirror image with the labels swapped (electron legs at x₂, muon legs at x₁), and since the integral runs over both x₁ and x₂ independently, both labelings contribute identically, giving a factor of 2, as in Lesson 50, Exercise 8.</w:t>
       </w:r>
     </w:p>
     <w:p>
@@ -4890,7 +5943,79 @@
         <w:t xml:space="preserve"> </w:t>
       </w:r>
       <w:r>
-        <w:t>Combining all exponential factors as in Lesson 50's method: at x₁, e^(ip₃x₁)e^(−ip₁x₁)e^(−iqx₁)=e^(i(p₃−p₁−q)x₁), integrating to (2π)⁴δ⁴(p₃−p₁−q); at x₂, e^(ip₄x₂)e^(−ip₂x₂)e^(iqx₂)=e^(i(p₄−p₂+q)x₂), integrating to (2π)⁴δ⁴(p₄−p₂+q). The first delta function forces q=p₃−p₁, equivalently −q=p₁−p₃; since the propagator depends only on q², either sign convention gives the same physical result, and taking q=p₁−p₃ (electron momentum transfer) is the standard choice.</w:t>
+        <w:t>Combining all exponential factors as in Lesson 50's method: at x₁, e</w:t>
+      </w:r>
+      <w:r>
+        <w:rPr>
+          <w:vertAlign w:val="superscript"/>
+        </w:rPr>
+        <w:t>ip₃x₁</w:t>
+      </w:r>
+      <w:r>
+        <w:t>e</w:t>
+      </w:r>
+      <w:r>
+        <w:rPr>
+          <w:vertAlign w:val="superscript"/>
+        </w:rPr>
+        <w:t>−ip₁x₁</w:t>
+      </w:r>
+      <w:r>
+        <w:t>e</w:t>
+      </w:r>
+      <w:r>
+        <w:rPr>
+          <w:vertAlign w:val="superscript"/>
+        </w:rPr>
+        <w:t>−iqx₁</w:t>
+      </w:r>
+      <w:r>
+        <w:t>=e</w:t>
+      </w:r>
+      <w:r>
+        <w:rPr>
+          <w:vertAlign w:val="superscript"/>
+        </w:rPr>
+        <w:t>i(p₃−p₁−q)x₁</w:t>
+      </w:r>
+      <w:r>
+        <w:t>, integrating to (2π)⁴δ⁴(p₃−p₁−q); at x₂, e</w:t>
+      </w:r>
+      <w:r>
+        <w:rPr>
+          <w:vertAlign w:val="superscript"/>
+        </w:rPr>
+        <w:t>ip₄x₂</w:t>
+      </w:r>
+      <w:r>
+        <w:t>e</w:t>
+      </w:r>
+      <w:r>
+        <w:rPr>
+          <w:vertAlign w:val="superscript"/>
+        </w:rPr>
+        <w:t>−ip₂x₂</w:t>
+      </w:r>
+      <w:r>
+        <w:t>e</w:t>
+      </w:r>
+      <w:r>
+        <w:rPr>
+          <w:vertAlign w:val="superscript"/>
+        </w:rPr>
+        <w:t>iqx₂</w:t>
+      </w:r>
+      <w:r>
+        <w:t>=e</w:t>
+      </w:r>
+      <w:r>
+        <w:rPr>
+          <w:vertAlign w:val="superscript"/>
+        </w:rPr>
+        <w:t>i(p₄−p₂+q)x₂</w:t>
+      </w:r>
+      <w:r>
+        <w:t>, integrating to (2π)⁴δ⁴(p₄−p₂+q). The first delta function forces q=p₃−p₁, equivalently −q=p₁−p₃; since the propagator depends only on q², either sign convention gives the same physical result, and taking q=p₁−p₃ (electron momentum transfer) is the standard choice.</w:t>
       </w:r>
     </w:p>
     <w:p>
@@ -4946,7 +6071,16 @@
         <w:t xml:space="preserve"> </w:t>
       </w:r>
       <w:r>
-        <w:t>With two electrons, both incoming legs and both outgoing legs would be electron states, drawn from the same field ψ_e; Wick's theorem would then produce an additional diagram from the alternative way of pairing the external electron states with the field operators (the crossed, or exchange, diagram), which mixes the electron spinors between what would otherwise be two separate lines, preventing the clean factorization of Section 2.2.</w:t>
+        <w:t>With two electrons, both incoming legs and both outgoing legs would be electron states, drawn from the same field ψ</w:t>
+      </w:r>
+      <w:r>
+        <w:rPr>
+          <w:vertAlign w:val="subscript"/>
+        </w:rPr>
+        <w:t>e</w:t>
+      </w:r>
+      <w:r>
+        <w:t>; Wick's theorem would then produce an additional diagram from the alternative way of pairing the external electron states with the field operators (the crossed, or exchange, diagram), which mixes the electron spinors between what would otherwise be two separate lines, preventing the clean factorization of Section 2.2.</w:t>
       </w:r>
     </w:p>
     <w:p>
@@ -4960,7 +6094,226 @@
         <w:t xml:space="preserve"> </w:t>
       </w:r>
       <w:r>
-        <w:t>Tr[(p̸_a+m)γ^μ(p̸_b+m)γ^ν]=4[p_a^μp_b^ν+p_a^νp_b^μ−g^μν(p_a·p_b−m²)] (Lesson 21, Section 5). Setting p_a=p₁, p_b=p₃, m=m_e: L_e^μν=4[p₁^μp₃^ν+p₁^νp₃^μ−g^μν(p₁·p₃−m_e²)], exactly Section 3.1.</w:t>
+        <w:t>Tr[(p̸</w:t>
+      </w:r>
+      <w:r>
+        <w:rPr>
+          <w:vertAlign w:val="subscript"/>
+        </w:rPr>
+        <w:t>a</w:t>
+      </w:r>
+      <w:r>
+        <w:t>+m)γ</w:t>
+      </w:r>
+      <w:r>
+        <w:rPr>
+          <w:vertAlign w:val="superscript"/>
+        </w:rPr>
+        <w:t>μ</w:t>
+      </w:r>
+      <w:r>
+        <w:t>(p̸</w:t>
+      </w:r>
+      <w:r>
+        <w:rPr>
+          <w:vertAlign w:val="subscript"/>
+        </w:rPr>
+        <w:t>b</w:t>
+      </w:r>
+      <w:r>
+        <w:t>+m)γ</w:t>
+      </w:r>
+      <w:r>
+        <w:rPr>
+          <w:vertAlign w:val="superscript"/>
+        </w:rPr>
+        <w:t>ν</w:t>
+      </w:r>
+      <w:r>
+        <w:t>]=4[p</w:t>
+      </w:r>
+      <w:r>
+        <w:rPr>
+          <w:vertAlign w:val="subscript"/>
+        </w:rPr>
+        <w:t>a</w:t>
+      </w:r>
+      <w:r>
+        <w:rPr>
+          <w:vertAlign w:val="superscript"/>
+        </w:rPr>
+        <w:t>μ</w:t>
+      </w:r>
+      <w:r>
+        <w:t>p</w:t>
+      </w:r>
+      <w:r>
+        <w:rPr>
+          <w:vertAlign w:val="subscript"/>
+        </w:rPr>
+        <w:t>b</w:t>
+      </w:r>
+      <w:r>
+        <w:rPr>
+          <w:vertAlign w:val="superscript"/>
+        </w:rPr>
+        <w:t>ν</w:t>
+      </w:r>
+      <w:r>
+        <w:t>+p</w:t>
+      </w:r>
+      <w:r>
+        <w:rPr>
+          <w:vertAlign w:val="subscript"/>
+        </w:rPr>
+        <w:t>a</w:t>
+      </w:r>
+      <w:r>
+        <w:rPr>
+          <w:vertAlign w:val="superscript"/>
+        </w:rPr>
+        <w:t>ν</w:t>
+      </w:r>
+      <w:r>
+        <w:t>p</w:t>
+      </w:r>
+      <w:r>
+        <w:rPr>
+          <w:vertAlign w:val="subscript"/>
+        </w:rPr>
+        <w:t>b</w:t>
+      </w:r>
+      <w:r>
+        <w:rPr>
+          <w:vertAlign w:val="superscript"/>
+        </w:rPr>
+        <w:t>μ</w:t>
+      </w:r>
+      <w:r>
+        <w:t>−g</w:t>
+      </w:r>
+      <w:r>
+        <w:rPr>
+          <w:vertAlign w:val="superscript"/>
+        </w:rPr>
+        <w:t>μν</w:t>
+      </w:r>
+      <w:r>
+        <w:t>(p</w:t>
+      </w:r>
+      <w:r>
+        <w:rPr>
+          <w:vertAlign w:val="subscript"/>
+        </w:rPr>
+        <w:t>a</w:t>
+      </w:r>
+      <w:r>
+        <w:t>·p</w:t>
+      </w:r>
+      <w:r>
+        <w:rPr>
+          <w:vertAlign w:val="subscript"/>
+        </w:rPr>
+        <w:t>b</w:t>
+      </w:r>
+      <w:r>
+        <w:t>−m²)] (Lesson 21, Section 5). Setting p</w:t>
+      </w:r>
+      <w:r>
+        <w:rPr>
+          <w:vertAlign w:val="subscript"/>
+        </w:rPr>
+        <w:t>a</w:t>
+      </w:r>
+      <w:r>
+        <w:t>=p₁, p</w:t>
+      </w:r>
+      <w:r>
+        <w:rPr>
+          <w:vertAlign w:val="subscript"/>
+        </w:rPr>
+        <w:t>b</w:t>
+      </w:r>
+      <w:r>
+        <w:t>=p₃, m=m</w:t>
+      </w:r>
+      <w:r>
+        <w:rPr>
+          <w:vertAlign w:val="subscript"/>
+        </w:rPr>
+        <w:t>e</w:t>
+      </w:r>
+      <w:r>
+        <w:t>: L</w:t>
+      </w:r>
+      <w:r>
+        <w:rPr>
+          <w:vertAlign w:val="subscript"/>
+        </w:rPr>
+        <w:t>e</w:t>
+      </w:r>
+      <w:r>
+        <w:rPr>
+          <w:vertAlign w:val="superscript"/>
+        </w:rPr>
+        <w:t>μν</w:t>
+      </w:r>
+      <w:r>
+        <w:t>=4[p₁</w:t>
+      </w:r>
+      <w:r>
+        <w:rPr>
+          <w:vertAlign w:val="superscript"/>
+        </w:rPr>
+        <w:t>μ</w:t>
+      </w:r>
+      <w:r>
+        <w:t>p₃</w:t>
+      </w:r>
+      <w:r>
+        <w:rPr>
+          <w:vertAlign w:val="superscript"/>
+        </w:rPr>
+        <w:t>ν</w:t>
+      </w:r>
+      <w:r>
+        <w:t>+p₁</w:t>
+      </w:r>
+      <w:r>
+        <w:rPr>
+          <w:vertAlign w:val="superscript"/>
+        </w:rPr>
+        <w:t>ν</w:t>
+      </w:r>
+      <w:r>
+        <w:t>p₃</w:t>
+      </w:r>
+      <w:r>
+        <w:rPr>
+          <w:vertAlign w:val="superscript"/>
+        </w:rPr>
+        <w:t>μ</w:t>
+      </w:r>
+      <w:r>
+        <w:t>−g</w:t>
+      </w:r>
+      <w:r>
+        <w:rPr>
+          <w:vertAlign w:val="superscript"/>
+        </w:rPr>
+        <w:t>μν</w:t>
+      </w:r>
+      <w:r>
+        <w:t>(p₁·p₃−m</w:t>
+      </w:r>
+      <w:r>
+        <w:rPr>
+          <w:vertAlign w:val="subscript"/>
+        </w:rPr>
+        <w:t>e</w:t>
+      </w:r>
+      <w:r>
+        <w:t>²)], exactly Section 3.1.</w:t>
       </w:r>
     </w:p>
     <w:p>
@@ -4974,7 +6327,61 @@
         <w:t xml:space="preserve"> </w:t>
       </w:r>
       <w:r>
-        <w:t>Setting p_a=p₂, p_b=p₄, m=m_μ in the same formula: L_μ,μν=4[p₂_μp₄_ν+p₂_νp₄_μ−g_μν(p₂·p₄−m_μ²)], exactly Section 3.2.</w:t>
+        <w:t>Setting p</w:t>
+      </w:r>
+      <w:r>
+        <w:rPr>
+          <w:vertAlign w:val="subscript"/>
+        </w:rPr>
+        <w:t>a</w:t>
+      </w:r>
+      <w:r>
+        <w:t>=p₂, p</w:t>
+      </w:r>
+      <w:r>
+        <w:rPr>
+          <w:vertAlign w:val="subscript"/>
+        </w:rPr>
+        <w:t>b</w:t>
+      </w:r>
+      <w:r>
+        <w:t>=p₄, m=m</w:t>
+      </w:r>
+      <w:r>
+        <w:rPr>
+          <w:vertAlign w:val="subscript"/>
+        </w:rPr>
+        <w:t>μ</w:t>
+      </w:r>
+      <w:r>
+        <w:t xml:space="preserve"> in the same formula: L</w:t>
+      </w:r>
+      <w:r>
+        <w:rPr>
+          <w:vertAlign w:val="subscript"/>
+        </w:rPr>
+        <w:t>μ</w:t>
+      </w:r>
+      <w:r>
+        <w:t>,μν=4[p₂_μp₄_ν+p₂_νp₄_μ−g</w:t>
+      </w:r>
+      <w:r>
+        <w:rPr>
+          <w:vertAlign w:val="subscript"/>
+        </w:rPr>
+        <w:t>μν</w:t>
+      </w:r>
+      <w:r>
+        <w:t>(p₂·p₄−m</w:t>
+      </w:r>
+      <w:r>
+        <w:rPr>
+          <w:vertAlign w:val="subscript"/>
+        </w:rPr>
+        <w:t>μ</w:t>
+      </w:r>
+      <w:r>
+        <w:t>²)], exactly Section 3.2.</w:t>
       </w:r>
     </w:p>
     <w:p>
@@ -4988,7 +6395,103 @@
         <w:t xml:space="preserve"> </w:t>
       </w:r>
       <w:r>
-        <w:t>Writing L_e^μν=A+B+C with A=p₁^μp₃^ν, B=p₁^νp₃^μ, C=−g^μν(p₁·p₃−m_e²), and L_μ,μν=A′+B′+C′ analogously: AA′=(p₁·p₂)(p₃·p₄), AB′=(p₁·p₄)(p₂·p₃), CC′=4(p₁·p₃−m_e²)(p₂·p₄−m_μ²) (verifying three of the nine terms as requested; the remaining six follow by the same direct index contraction, as tabulated in Section 4.1's derivation).</w:t>
+        <w:t>Writing L</w:t>
+      </w:r>
+      <w:r>
+        <w:rPr>
+          <w:vertAlign w:val="subscript"/>
+        </w:rPr>
+        <w:t>e</w:t>
+      </w:r>
+      <w:r>
+        <w:rPr>
+          <w:vertAlign w:val="superscript"/>
+        </w:rPr>
+        <w:t>μν</w:t>
+      </w:r>
+      <w:r>
+        <w:t>=A+B+C with A=p₁</w:t>
+      </w:r>
+      <w:r>
+        <w:rPr>
+          <w:vertAlign w:val="superscript"/>
+        </w:rPr>
+        <w:t>μ</w:t>
+      </w:r>
+      <w:r>
+        <w:t>p₃</w:t>
+      </w:r>
+      <w:r>
+        <w:rPr>
+          <w:vertAlign w:val="superscript"/>
+        </w:rPr>
+        <w:t>ν</w:t>
+      </w:r>
+      <w:r>
+        <w:t>, B=p₁</w:t>
+      </w:r>
+      <w:r>
+        <w:rPr>
+          <w:vertAlign w:val="superscript"/>
+        </w:rPr>
+        <w:t>ν</w:t>
+      </w:r>
+      <w:r>
+        <w:t>p₃</w:t>
+      </w:r>
+      <w:r>
+        <w:rPr>
+          <w:vertAlign w:val="superscript"/>
+        </w:rPr>
+        <w:t>μ</w:t>
+      </w:r>
+      <w:r>
+        <w:t>, C=−g</w:t>
+      </w:r>
+      <w:r>
+        <w:rPr>
+          <w:vertAlign w:val="superscript"/>
+        </w:rPr>
+        <w:t>μν</w:t>
+      </w:r>
+      <w:r>
+        <w:t>(p₁·p₃−m</w:t>
+      </w:r>
+      <w:r>
+        <w:rPr>
+          <w:vertAlign w:val="subscript"/>
+        </w:rPr>
+        <w:t>e</w:t>
+      </w:r>
+      <w:r>
+        <w:t>²), and L</w:t>
+      </w:r>
+      <w:r>
+        <w:rPr>
+          <w:vertAlign w:val="subscript"/>
+        </w:rPr>
+        <w:t>μ</w:t>
+      </w:r>
+      <w:r>
+        <w:t>,μν=A′+B′+C′ analogously: AA′=(p₁·p₂)(p₃·p₄), AB′=(p₁·p₄)(p₂·p₃), CC′=4(p₁·p₃−m</w:t>
+      </w:r>
+      <w:r>
+        <w:rPr>
+          <w:vertAlign w:val="subscript"/>
+        </w:rPr>
+        <w:t>e</w:t>
+      </w:r>
+      <w:r>
+        <w:t>²)(p₂·p₄−m</w:t>
+      </w:r>
+      <w:r>
+        <w:rPr>
+          <w:vertAlign w:val="subscript"/>
+        </w:rPr>
+        <w:t>μ</w:t>
+      </w:r>
+      <w:r>
+        <w:t>²) (verifying three of the nine terms as requested; the remaining six follow by the same direct index contraction, as tabulated in Section 4.1's derivation).</w:t>
       </w:r>
     </w:p>
     <w:p>
@@ -5002,7 +6505,25 @@
         <w:t xml:space="preserve"> </w:t>
       </w:r>
       <w:r>
-        <w:t>The three (p₁·p₃)(p₂·p₄)-proportional contributions come from AC′+BC′ (each giving −(p₂·p₄−m_μ²)(p₁·p₃), contributing −2(p₁·p₃)(p₂·p₄) net after also expanding the m_μ² piece separately) and CA′+CB′ (giving −2(p₁·p₃)(p₂·p₄) similarly) and CC′ (giving +4(p₁·p₃)(p₂·p₄) from its leading term); summing the coefficients −2−2+4=0, confirming exact cancellation.</w:t>
+        <w:t>The three (p₁·p₃)(p₂·p₄)-proportional contributions come from AC′+BC′ (each giving −(p₂·p₄−m</w:t>
+      </w:r>
+      <w:r>
+        <w:rPr>
+          <w:vertAlign w:val="subscript"/>
+        </w:rPr>
+        <w:t>μ</w:t>
+      </w:r>
+      <w:r>
+        <w:t>²)(p₁·p₃), contributing −2(p₁·p₃)(p₂·p₄) net after also expanding the m</w:t>
+      </w:r>
+      <w:r>
+        <w:rPr>
+          <w:vertAlign w:val="subscript"/>
+        </w:rPr>
+        <w:t>μ</w:t>
+      </w:r>
+      <w:r>
+        <w:t>² piece separately) and CA′+CB′ (giving −2(p₁·p₃)(p₂·p₄) similarly) and CC′ (giving +4(p₁·p₃)(p₂·p₄) from its leading term); summing the coefficients −2−2+4=0, confirming exact cancellation.</w:t>
       </w:r>
     </w:p>
     <w:p>
@@ -5016,7 +6537,121 @@
         <w:t xml:space="preserve"> </w:t>
       </w:r>
       <w:r>
-        <w:t>The m_e²m_μ² terms arise only from CC′=4(p₁·p₃−m_e²)(p₂·p₄−m_μ²), whose expansion contains a single +4m_e²m_μ² piece; tracking this single contribution through Section 4.1's bookkeeping (no other of the nine terms produces an m_e²m_μ² piece at all, since A, B, A′, B′ contain no mass dependence), it survives unmodified, matching the final +64m_e²m_μ² term in Section 4.1's result (4×16=64, restoring the overall factor of 16 from L_e^μνL_μ,μν=16×[the bracketed sum]).</w:t>
+        <w:t>The m</w:t>
+      </w:r>
+      <w:r>
+        <w:rPr>
+          <w:vertAlign w:val="subscript"/>
+        </w:rPr>
+        <w:t>e</w:t>
+      </w:r>
+      <w:r>
+        <w:t>²m</w:t>
+      </w:r>
+      <w:r>
+        <w:rPr>
+          <w:vertAlign w:val="subscript"/>
+        </w:rPr>
+        <w:t>μ</w:t>
+      </w:r>
+      <w:r>
+        <w:t>² terms arise only from CC′=4(p₁·p₃−m</w:t>
+      </w:r>
+      <w:r>
+        <w:rPr>
+          <w:vertAlign w:val="subscript"/>
+        </w:rPr>
+        <w:t>e</w:t>
+      </w:r>
+      <w:r>
+        <w:t>²)(p₂·p₄−m</w:t>
+      </w:r>
+      <w:r>
+        <w:rPr>
+          <w:vertAlign w:val="subscript"/>
+        </w:rPr>
+        <w:t>μ</w:t>
+      </w:r>
+      <w:r>
+        <w:t>²), whose expansion contains a single +4m</w:t>
+      </w:r>
+      <w:r>
+        <w:rPr>
+          <w:vertAlign w:val="subscript"/>
+        </w:rPr>
+        <w:t>e</w:t>
+      </w:r>
+      <w:r>
+        <w:t>²m</w:t>
+      </w:r>
+      <w:r>
+        <w:rPr>
+          <w:vertAlign w:val="subscript"/>
+        </w:rPr>
+        <w:t>μ</w:t>
+      </w:r>
+      <w:r>
+        <w:t>² piece; tracking this single contribution through Section 4.1's bookkeeping (no other of the nine terms produces an m</w:t>
+      </w:r>
+      <w:r>
+        <w:rPr>
+          <w:vertAlign w:val="subscript"/>
+        </w:rPr>
+        <w:t>e</w:t>
+      </w:r>
+      <w:r>
+        <w:t>²m</w:t>
+      </w:r>
+      <w:r>
+        <w:rPr>
+          <w:vertAlign w:val="subscript"/>
+        </w:rPr>
+        <w:t>μ</w:t>
+      </w:r>
+      <w:r>
+        <w:t>² piece at all, since A, B, A′, B′ contain no mass dependence), it survives unmodified, matching the final +64m</w:t>
+      </w:r>
+      <w:r>
+        <w:rPr>
+          <w:vertAlign w:val="subscript"/>
+        </w:rPr>
+        <w:t>e</w:t>
+      </w:r>
+      <w:r>
+        <w:t>²m</w:t>
+      </w:r>
+      <w:r>
+        <w:rPr>
+          <w:vertAlign w:val="subscript"/>
+        </w:rPr>
+        <w:t>μ</w:t>
+      </w:r>
+      <w:r>
+        <w:t>² term in Section 4.1's result (4×16=64, restoring the overall factor of 16 from L</w:t>
+      </w:r>
+      <w:r>
+        <w:rPr>
+          <w:vertAlign w:val="subscript"/>
+        </w:rPr>
+        <w:t>e</w:t>
+      </w:r>
+      <w:r>
+        <w:rPr>
+          <w:vertAlign w:val="superscript"/>
+        </w:rPr>
+        <w:t>μν</w:t>
+      </w:r>
+      <w:r>
+        <w:t>L</w:t>
+      </w:r>
+      <w:r>
+        <w:rPr>
+          <w:vertAlign w:val="subscript"/>
+        </w:rPr>
+        <w:t>μ</w:t>
+      </w:r>
+      <w:r>
+        <w:t>,μν=16×[the bracketed sum]).</w:t>
       </w:r>
     </w:p>
     <w:p>
@@ -5030,7 +6665,115 @@
         <w:t xml:space="preserve"> </w:t>
       </w:r>
       <w:r>
-        <w:t>Substituting p₁·p₂=(s−m_e²−m_μ²)/2 (giving (p₁·p₂)(p₃·p₄)=(s−m_e²−m_μ²)²/4, using p₃·p₄=p₁·p₂ from Lesson 53, Exercise 13), p₁·p₄=(m_e²+m_μ²−u)/2 (giving (p₁·p₄)(p₂·p₃)=(u−m_e²−m_μ²)²/4, using the squared value's sign-independence), p₁·p₃=m_e²−t/2, and p₂·p₄=m_μ²−t/2 into Section 4.1's expression, and simplifying (the m_e²m_μ² cross terms cancelling as in Exercise 12), gives exactly Section 4.2's result.</w:t>
+        <w:t>Substituting p₁·p₂=(s−m</w:t>
+      </w:r>
+      <w:r>
+        <w:rPr>
+          <w:vertAlign w:val="subscript"/>
+        </w:rPr>
+        <w:t>e</w:t>
+      </w:r>
+      <w:r>
+        <w:t>²−m</w:t>
+      </w:r>
+      <w:r>
+        <w:rPr>
+          <w:vertAlign w:val="subscript"/>
+        </w:rPr>
+        <w:t>μ</w:t>
+      </w:r>
+      <w:r>
+        <w:t>²)/2 (giving (p₁·p₂)(p₃·p₄)=(s−m</w:t>
+      </w:r>
+      <w:r>
+        <w:rPr>
+          <w:vertAlign w:val="subscript"/>
+        </w:rPr>
+        <w:t>e</w:t>
+      </w:r>
+      <w:r>
+        <w:t>²−m</w:t>
+      </w:r>
+      <w:r>
+        <w:rPr>
+          <w:vertAlign w:val="subscript"/>
+        </w:rPr>
+        <w:t>μ</w:t>
+      </w:r>
+      <w:r>
+        <w:t>²)²/4, using p₃·p₄=p₁·p₂ from Lesson 53, Exercise 13), p₁·p₄=(m</w:t>
+      </w:r>
+      <w:r>
+        <w:rPr>
+          <w:vertAlign w:val="subscript"/>
+        </w:rPr>
+        <w:t>e</w:t>
+      </w:r>
+      <w:r>
+        <w:t>²+m</w:t>
+      </w:r>
+      <w:r>
+        <w:rPr>
+          <w:vertAlign w:val="subscript"/>
+        </w:rPr>
+        <w:t>μ</w:t>
+      </w:r>
+      <w:r>
+        <w:t>²−u)/2 (giving (p₁·p₄)(p₂·p₃)=(u−m</w:t>
+      </w:r>
+      <w:r>
+        <w:rPr>
+          <w:vertAlign w:val="subscript"/>
+        </w:rPr>
+        <w:t>e</w:t>
+      </w:r>
+      <w:r>
+        <w:t>²−m</w:t>
+      </w:r>
+      <w:r>
+        <w:rPr>
+          <w:vertAlign w:val="subscript"/>
+        </w:rPr>
+        <w:t>μ</w:t>
+      </w:r>
+      <w:r>
+        <w:t>²)²/4, using the squared value's sign-independence), p₁·p₃=m</w:t>
+      </w:r>
+      <w:r>
+        <w:rPr>
+          <w:vertAlign w:val="subscript"/>
+        </w:rPr>
+        <w:t>e</w:t>
+      </w:r>
+      <w:r>
+        <w:t>²−t/2, and p₂·p₄=m</w:t>
+      </w:r>
+      <w:r>
+        <w:rPr>
+          <w:vertAlign w:val="subscript"/>
+        </w:rPr>
+        <w:t>μ</w:t>
+      </w:r>
+      <w:r>
+        <w:t>²−t/2 into Section 4.1's expression, and simplifying (the m</w:t>
+      </w:r>
+      <w:r>
+        <w:rPr>
+          <w:vertAlign w:val="subscript"/>
+        </w:rPr>
+        <w:t>e</w:t>
+      </w:r>
+      <w:r>
+        <w:t>²m</w:t>
+      </w:r>
+      <w:r>
+        <w:rPr>
+          <w:vertAlign w:val="subscript"/>
+        </w:rPr>
+        <w:t>μ</w:t>
+      </w:r>
+      <w:r>
+        <w:t>² cross terms cancelling as in Exercise 12), gives exactly Section 4.2's result.</w:t>
       </w:r>
     </w:p>
     <w:p>
@@ -5044,7 +6787,25 @@
         <w:t xml:space="preserve"> </w:t>
       </w:r>
       <w:r>
-        <w:t>Setting m_e=m_μ=0 in Section 4.2's result: (2e⁴/t²)[(s−0)²+(u−0)²+2t(0)]=(2e⁴/t²)[s²+u²]=2e⁴(s²+u²)/t², confirming Section 4.3.</w:t>
+        <w:t>Setting m</w:t>
+      </w:r>
+      <w:r>
+        <w:rPr>
+          <w:vertAlign w:val="subscript"/>
+        </w:rPr>
+        <w:t>e</w:t>
+      </w:r>
+      <w:r>
+        <w:t>=m</w:t>
+      </w:r>
+      <w:r>
+        <w:rPr>
+          <w:vertAlign w:val="subscript"/>
+        </w:rPr>
+        <w:t>μ</w:t>
+      </w:r>
+      <w:r>
+        <w:t>=0 in Section 4.2's result: (2e⁴/t²)[(s−0)²+(u−0)²+2t(0)]=(2e⁴/t²)[s²+u²]=2e⁴(s²+u²)/t², confirming Section 4.3.</w:t>
       </w:r>
     </w:p>
     <w:p>
@@ -5072,7 +6833,25 @@
         <w:t xml:space="preserve"> </w:t>
       </w:r>
       <w:r>
-        <w:t>A −1 sign or combinatorial doubling of the kind Lesson 37 associated with fermion loops, or that Lesson 55 will associate with identical-particle exchange, arises specifically when two field operators of the same type could be contracted with either of two indistinguishable external states, producing genuinely distinct Wick-contraction terms that must be added (with a relative sign, for fermions) or when a closed loop requires a cyclic reordering; here, Worked example 1 already established that only one contraction is possible at all, since ψ_e can never be confused with ψ_μ, so neither phenomenon has any opportunity to arise, and the calculation proceeds with a single term and no exchange-related sign.</w:t>
+        <w:t>A −1 sign or combinatorial doubling of the kind Lesson 37 associated with fermion loops, or that Lesson 55 will associate with identical-particle exchange, arises specifically when two field operators of the same type could be contracted with either of two indistinguishable external states, producing genuinely distinct Wick-contraction terms that must be added (with a relative sign, for fermions) or when a closed loop requires a cyclic reordering; here, Worked example 1 already established that only one contraction is possible at all, since ψ</w:t>
+      </w:r>
+      <w:r>
+        <w:rPr>
+          <w:vertAlign w:val="subscript"/>
+        </w:rPr>
+        <w:t>e</w:t>
+      </w:r>
+      <w:r>
+        <w:t xml:space="preserve"> can never be confused with ψ</w:t>
+      </w:r>
+      <w:r>
+        <w:rPr>
+          <w:vertAlign w:val="subscript"/>
+        </w:rPr>
+        <w:t>μ</w:t>
+      </w:r>
+      <w:r>
+        <w:t>, so neither phenomenon has any opportunity to arise, and the calculation proceeds with a single term and no exchange-related sign.</w:t>
       </w:r>
     </w:p>
     <w:p>
@@ -5080,55 +6859,12 @@
         <w:pStyle w:val="Heading2"/>
       </w:pPr>
       <w:r>
-        <w:t>Mastery checklist</w:t>
+        <w:t>Mastery check</w:t>
       </w:r>
     </w:p>
     <w:p>
-      <w:pPr>
-        <w:pStyle w:val="ListBullet"/>
-      </w:pPr>
-      <w:r>
-        <w:t>I can derive the electron-muon scattering amplitude from the interaction Hamiltonian's Wick contraction, identifying q=p₁−p₃ and q²=t.</w:t>
-      </w:r>
-    </w:p>
-    <w:p>
-      <w:pPr>
-        <w:pStyle w:val="ListBullet"/>
-      </w:pPr>
-      <w:r>
-        <w:t>I can state the spin-averaging-and-summing factor and show the calculation factorizes into an electron tensor and a muon tensor.</w:t>
-      </w:r>
-    </w:p>
-    <w:p>
-      <w:pPr>
-        <w:pStyle w:val="ListBullet"/>
-      </w:pPr>
-      <w:r>
-        <w:t>I can write down both tensors directly from Lesson 21's trace formula.</w:t>
-      </w:r>
-    </w:p>
-    <w:p>
-      <w:pPr>
-        <w:pStyle w:val="ListBullet"/>
-      </w:pPr>
-      <w:r>
-        <w:t>I can contract the two tensors and convert the result into Mandelstam variables, obtaining the general massive result and its massless limit.</w:t>
-      </w:r>
-    </w:p>
-    <w:p>
-      <w:pPr>
-        <w:pStyle w:val="ListBullet"/>
-      </w:pPr>
-      <w:r>
-        <w:t>I can combine this lesson's |ℳ|² with the two-body cross-section formula to state an explicit differential cross section.</w:t>
-      </w:r>
-    </w:p>
-    <w:p>
-      <w:pPr>
-        <w:pStyle w:val="ListBullet"/>
-      </w:pPr>
-      <w:r>
-        <w:t>I can explain why this process has exactly one diagram, in contrast with Compton scattering or electron-electron scattering.</w:t>
+      <w:r>
+        <w:t>Before moving on, do the Core exercises without looking at the solutions and state this lesson's main result from memory. If both go smoothly, continue; if not, reread the sections the missed exercises cite.</w:t>
       </w:r>
     </w:p>
     <w:p>
@@ -5180,7 +6916,7 @@
         <w:color w:val="5A5A5A"/>
         <w:sz w:val="16"/>
       </w:rPr>
-      <w:t>QED Course   Lesson 54</w:t>
+      <w:t>A QED Course   Lesson 54</w:t>
     </w:r>
   </w:p>
 </w:hdr>
